--- a/Files/02 - Shemos/08 - Tetzaveh/5784/Tetzaveh 5784 (1)/Tetzaveh (1) 5784.docx
+++ b/Files/02 - Shemos/08 - Tetzaveh/5784/Tetzaveh 5784 (1)/Tetzaveh (1) 5784.docx
@@ -585,7 +585,7 @@
         <w:rPr>
           <w:rFonts w:ascii="Times New Roman" w:hAnsi="Times New Roman" w:cs="Times New Roman"/>
         </w:rPr>
-        <w:t>. This is remarkable when you think about it because we often take for granted the direct communication between</w:t>
+        <w:t xml:space="preserve">. This is remarkable when you think about it because we often take for granted the direct communication between </w:t>
       </w:r>
       <w:r>
         <w:rPr>
@@ -1765,7 +1765,7 @@
         <w:rPr>
           <w:rFonts w:ascii="Times New Roman" w:hAnsi="Times New Roman" w:cs="Times New Roman"/>
         </w:rPr>
-        <w:t xml:space="preserve"> says</w:t>
+        <w:t xml:space="preserve"> says </w:t>
       </w:r>
       <w:r>
         <w:rPr>
@@ -1924,7 +1924,7 @@
         <w:rPr>
           <w:rFonts w:ascii="Times New Roman" w:hAnsi="Times New Roman" w:cs="Times New Roman"/>
         </w:rPr>
-        <w:t xml:space="preserve"> says</w:t>
+        <w:t xml:space="preserve"> says </w:t>
       </w:r>
       <w:r>
         <w:rPr>
@@ -3141,7 +3141,7 @@
         <w:rPr>
           <w:rFonts w:ascii="Times New Roman" w:hAnsi="Times New Roman" w:cs="Times New Roman"/>
         </w:rPr>
-        <w:t>us before</w:t>
+        <w:t xml:space="preserve">us before </w:t>
       </w:r>
       <w:r>
         <w:rPr>

--- a/Files/02 - Shemos/08 - Tetzaveh/5784/Tetzaveh 5784 (1)/Tetzaveh (1) 5784.docx
+++ b/Files/02 - Shemos/08 - Tetzaveh/5784/Tetzaveh 5784 (1)/Tetzaveh (1) 5784.docx
@@ -1510,7 +1510,7 @@
           <w:rFonts w:ascii="Times New Roman" w:hAnsi="Times New Roman" w:cs="Times New Roman"/>
           <w:rtl/>
         </w:rPr>
-        <w:t>"</w:t>
+        <w:t>״</w:t>
       </w:r>
       <w:r>
         <w:rPr>
